--- a/docs/docx/09-디자인-가이드.docx
+++ b/docs/docx/09-디자인-가이드.docx
@@ -20,7 +20,7 @@
     </w:p>
     <w:p>
       <w:r>
-        <w:t xml:space="preserve">차진숙 디자이너의 시안(SF 폴더 SVG 11장)과 시안 사이트의 CSS에서 값을 가져왔습니다. 모든 값은 </w:t>
+        <w:t xml:space="preserve">차진숙 디자이너의 시안(SF 폴더 SVG 11장)에서 값을 가져왔습니다. 시안 SVG는 피그마에서 뽑은 것이라 모든 도형의 좌표·크기·색이 정확히 들어 있어, 도형은 그대로 읽고 글자는 글꼴을 입혀 폭과 높이를 맞춰 보는 방식으로 크기를 역산했습니다. 모든 값은 </w:t>
       </w:r>
       <w:r>
         <w:rPr>
@@ -45,7 +45,7 @@
         <w:pStyle w:val="ListNumber"/>
       </w:pPr>
       <w:r>
-        <w:t>시안과 같게. 눈대중이 아니라 시안에서 잰 값을 쓴다.</w:t>
+        <w:t>시안과 같게. 눈대중이 아니라 시안 SVG에서 읽은 값을 쓴다. 시안과 앱을 나란히 붙인 비교 이미지로 확인한다.</w:t>
       </w:r>
     </w:p>
     <w:p>
@@ -226,7 +226,7 @@
               <w:rPr>
                 <w:sz w:val="18"/>
               </w:rPr>
-              <w:t>groundParent</w:t>
+              <w:t>groundParent / groundSettings</w:t>
             </w:r>
           </w:p>
         </w:tc>
@@ -241,6 +241,19 @@
                 <w:rFonts w:ascii="Consolas" w:hAnsi="Consolas" w:eastAsia="Consolas"/>
                 <w:sz w:val="18"/>
               </w:rPr>
+              <w:t>#F8F4EC</w:t>
+            </w:r>
+            <w:r>
+              <w:rPr>
+                <w:sz w:val="18"/>
+              </w:rPr>
+              <w:t xml:space="preserve"> / </w:t>
+            </w:r>
+            <w:r>
+              <w:rPr>
+                <w:rFonts w:ascii="Consolas" w:hAnsi="Consolas" w:eastAsia="Consolas"/>
+                <w:sz w:val="18"/>
+              </w:rPr>
               <w:t>#F7F3EC</w:t>
             </w:r>
           </w:p>
@@ -255,7 +268,7 @@
               <w:rPr>
                 <w:sz w:val="18"/>
               </w:rPr>
-              <w:t>부모·설정 바탕</w:t>
+              <w:t>부모 / 설정 바탕</w:t>
             </w:r>
           </w:p>
         </w:tc>
@@ -1315,7 +1328,7 @@
               <w:rPr>
                 <w:sz w:val="18"/>
               </w:rPr>
-              <w:t>heroFrom → heroTo</w:t>
+              <w:t>hero / heroBubble / heroBlob</w:t>
             </w:r>
           </w:p>
         </w:tc>
@@ -1330,20 +1343,33 @@
                 <w:rFonts w:ascii="Consolas" w:hAnsi="Consolas" w:eastAsia="Consolas"/>
                 <w:sz w:val="18"/>
               </w:rPr>
-              <w:t>#FFE472</w:t>
-            </w:r>
-            <w:r>
-              <w:rPr>
-                <w:sz w:val="18"/>
-              </w:rPr>
-              <w:t xml:space="preserve"> → </w:t>
+              <w:t>#FFD84E</w:t>
+            </w:r>
+            <w:r>
+              <w:rPr>
+                <w:sz w:val="18"/>
+              </w:rPr>
+              <w:t xml:space="preserve"> / </w:t>
             </w:r>
             <w:r>
               <w:rPr>
                 <w:rFonts w:ascii="Consolas" w:hAnsi="Consolas" w:eastAsia="Consolas"/>
                 <w:sz w:val="18"/>
               </w:rPr>
-              <w:t>#FFCD33</w:t>
+              <w:t>#FFEFA3</w:t>
+            </w:r>
+            <w:r>
+              <w:rPr>
+                <w:sz w:val="18"/>
+              </w:rPr>
+              <w:t xml:space="preserve"> / </w:t>
+            </w:r>
+            <w:r>
+              <w:rPr>
+                <w:rFonts w:ascii="Consolas" w:hAnsi="Consolas" w:eastAsia="Consolas"/>
+                <w:sz w:val="18"/>
+              </w:rPr>
+              <w:t>#FFF4BD</w:t>
             </w:r>
           </w:p>
         </w:tc>
@@ -1357,7 +1383,7 @@
               <w:rPr>
                 <w:sz w:val="18"/>
               </w:rPr>
-              <w:t>인사 카드</w:t>
+              <w:t>인사 카드 바탕, 뒤의 원, 아래 덩어리</w:t>
             </w:r>
           </w:p>
         </w:tc>
@@ -1373,7 +1399,7 @@
               <w:rPr>
                 <w:sz w:val="18"/>
               </w:rPr>
-              <w:t>weekFrom → weekTo</w:t>
+              <w:t>week</w:t>
             </w:r>
           </w:p>
         </w:tc>
@@ -1388,20 +1414,7 @@
                 <w:rFonts w:ascii="Consolas" w:hAnsi="Consolas" w:eastAsia="Consolas"/>
                 <w:sz w:val="18"/>
               </w:rPr>
-              <w:t>#FFE981</w:t>
-            </w:r>
-            <w:r>
-              <w:rPr>
-                <w:sz w:val="18"/>
-              </w:rPr>
-              <w:t xml:space="preserve"> → </w:t>
-            </w:r>
-            <w:r>
-              <w:rPr>
-                <w:rFonts w:ascii="Consolas" w:hAnsi="Consolas" w:eastAsia="Consolas"/>
-                <w:sz w:val="18"/>
-              </w:rPr>
-              <w:t>#FFD33F</w:t>
+              <w:t>#FFD94F</w:t>
             </w:r>
           </w:p>
         </w:tc>
@@ -1573,7 +1586,7 @@
               <w:rPr>
                 <w:sz w:val="18"/>
               </w:rPr>
-              <w:t>streak</w:t>
+              <w:t>calendarDone / calendarToday</w:t>
             </w:r>
           </w:p>
         </w:tc>
@@ -1588,6 +1601,19 @@
                 <w:rFonts w:ascii="Consolas" w:hAnsi="Consolas" w:eastAsia="Consolas"/>
                 <w:sz w:val="18"/>
               </w:rPr>
+              <w:t>#4DB584</w:t>
+            </w:r>
+            <w:r>
+              <w:rPr>
+                <w:sz w:val="18"/>
+              </w:rPr>
+              <w:t xml:space="preserve"> / </w:t>
+            </w:r>
+            <w:r>
+              <w:rPr>
+                <w:rFonts w:ascii="Consolas" w:hAnsi="Consolas" w:eastAsia="Consolas"/>
+                <w:sz w:val="18"/>
+              </w:rPr>
               <w:t>#FF765D</w:t>
             </w:r>
           </w:p>
@@ -1602,7 +1628,7 @@
               <w:rPr>
                 <w:sz w:val="18"/>
               </w:rPr>
-              <w:t>연속일</w:t>
+              <w:t>월간 달력</w:t>
             </w:r>
           </w:p>
         </w:tc>
@@ -1618,7 +1644,7 @@
               <w:rPr>
                 <w:sz w:val="18"/>
               </w:rPr>
-              <w:t>calendarDone / calendarToday</w:t>
+              <w:t>toggleOn / toggleOff</w:t>
             </w:r>
           </w:p>
         </w:tc>
@@ -1633,7 +1659,7 @@
                 <w:rFonts w:ascii="Consolas" w:hAnsi="Consolas" w:eastAsia="Consolas"/>
                 <w:sz w:val="18"/>
               </w:rPr>
-              <w:t>#43B37E</w:t>
+              <w:t>#A7D7D1</w:t>
             </w:r>
             <w:r>
               <w:rPr>
@@ -1646,7 +1672,7 @@
                 <w:rFonts w:ascii="Consolas" w:hAnsi="Consolas" w:eastAsia="Consolas"/>
                 <w:sz w:val="18"/>
               </w:rPr>
-              <w:t>#FF7058</w:t>
+              <w:t>#D8D2CA</w:t>
             </w:r>
           </w:p>
         </w:tc>
@@ -1660,7 +1686,7 @@
               <w:rPr>
                 <w:sz w:val="18"/>
               </w:rPr>
-              <w:t>월간 달력</w:t>
+              <w:t>스위치</w:t>
             </w:r>
           </w:p>
         </w:tc>
@@ -1676,7 +1702,7 @@
               <w:rPr>
                 <w:sz w:val="18"/>
               </w:rPr>
-              <w:t>toggleOn / toggleOff</w:t>
+              <w:t>streak</w:t>
             </w:r>
           </w:p>
         </w:tc>
@@ -1691,20 +1717,7 @@
                 <w:rFonts w:ascii="Consolas" w:hAnsi="Consolas" w:eastAsia="Consolas"/>
                 <w:sz w:val="18"/>
               </w:rPr>
-              <w:t>#39B6A8</w:t>
-            </w:r>
-            <w:r>
-              <w:rPr>
-                <w:sz w:val="18"/>
-              </w:rPr>
-              <w:t xml:space="preserve"> / </w:t>
-            </w:r>
-            <w:r>
-              <w:rPr>
-                <w:rFonts w:ascii="Consolas" w:hAnsi="Consolas" w:eastAsia="Consolas"/>
-                <w:sz w:val="18"/>
-              </w:rPr>
-              <w:t>#D8D2CA</w:t>
+              <w:t>#FF765D</w:t>
             </w:r>
           </w:p>
         </w:tc>
@@ -1718,52 +1731,7 @@
               <w:rPr>
                 <w:sz w:val="18"/>
               </w:rPr>
-              <w:t>스위치</w:t>
-            </w:r>
-          </w:p>
-        </w:tc>
-      </w:tr>
-      <w:tr>
-        <w:tc>
-          <w:tcPr>
-            <w:tcW w:type="dxa" w:w="3324"/>
-          </w:tcPr>
-          <w:p>
-            <w:r/>
-            <w:r>
-              <w:rPr>
-                <w:sz w:val="18"/>
-              </w:rPr>
-              <w:t>danger</w:t>
-            </w:r>
-          </w:p>
-        </w:tc>
-        <w:tc>
-          <w:tcPr>
-            <w:tcW w:type="dxa" w:w="3324"/>
-          </w:tcPr>
-          <w:p>
-            <w:r/>
-            <w:r>
-              <w:rPr>
-                <w:rFonts w:ascii="Consolas" w:hAnsi="Consolas" w:eastAsia="Consolas"/>
-                <w:sz w:val="18"/>
-              </w:rPr>
-              <w:t>#EE5745</w:t>
-            </w:r>
-          </w:p>
-        </w:tc>
-        <w:tc>
-          <w:tcPr>
-            <w:tcW w:type="dxa" w:w="3324"/>
-          </w:tcPr>
-          <w:p>
-            <w:r/>
-            <w:r>
-              <w:rPr>
-                <w:sz w:val="18"/>
-              </w:rPr>
-              <w:t>탈퇴</w:t>
+              <w:t>연속일, 탈퇴</w:t>
             </w:r>
           </w:p>
         </w:tc>
@@ -1862,7 +1830,7 @@
               <w:rPr>
                 <w:sz w:val="18"/>
               </w:rPr>
-              <w:t>큰 제목(화면 제목, 인사, 주차, 단어)</w:t>
+              <w:t>큰 제목(인사, 화면 제목, 인사 카드, 단어)</w:t>
             </w:r>
           </w:p>
         </w:tc>
@@ -1907,7 +1875,7 @@
               <w:rPr>
                 <w:sz w:val="18"/>
               </w:rPr>
-              <w:t>본문</w:t>
+              <w:t>그 밖의 모든 글자</w:t>
             </w:r>
           </w:p>
         </w:tc>
@@ -1921,7 +1889,7 @@
               <w:rPr>
                 <w:sz w:val="18"/>
               </w:rPr>
-              <w:t>시스템 글꼴</w:t>
+              <w:t>Pretendard Regular · Bold · ExtraBold</w:t>
             </w:r>
           </w:p>
         </w:tc>
@@ -1935,7 +1903,20 @@
               <w:rPr>
                 <w:sz w:val="18"/>
               </w:rPr>
-              <w:t>굵기는 400과 700 두 가지만</w:t>
+              <w:t xml:space="preserve">시안의 본문 글꼴. 한글 2,350자 + 라틴만 남겨 한 굵기 400KB. 굵기마다 파일이 달라 </w:t>
+            </w:r>
+            <w:r>
+              <w:rPr>
+                <w:rFonts w:ascii="Consolas" w:hAnsi="Consolas" w:eastAsia="Consolas"/>
+                <w:sz w:val="18"/>
+              </w:rPr>
+              <w:t>fontWeight</w:t>
+            </w:r>
+            <w:r>
+              <w:rPr>
+                <w:sz w:val="18"/>
+              </w:rPr>
+              <w:t xml:space="preserve"> 대신 글꼴 이름으로 고른다</w:t>
             </w:r>
           </w:p>
         </w:tc>
@@ -1990,7 +1971,7 @@
                 <w:b/>
                 <w:sz w:val="18"/>
               </w:rPr>
-              <w:t>크기 / 줄 높이</w:t>
+              <w:t>글꼴 · 크기 / 줄 높이</w:t>
             </w:r>
           </w:p>
         </w:tc>
@@ -2026,7 +2007,7 @@
               <w:rPr>
                 <w:sz w:val="18"/>
               </w:rPr>
-              <w:t>screenTitle</w:t>
+              <w:t>greeting</w:t>
             </w:r>
           </w:p>
         </w:tc>
@@ -2040,7 +2021,7 @@
               <w:rPr>
                 <w:sz w:val="18"/>
               </w:rPr>
-              <w:t>31 / 39</w:t>
+              <w:t>빙그레 23 / 30</w:t>
             </w:r>
           </w:p>
         </w:tc>
@@ -2054,7 +2035,7 @@
               <w:rPr>
                 <w:sz w:val="18"/>
               </w:rPr>
-              <w:t>탭 제목</w:t>
+              <w:t>오늘 탭 인사</w:t>
             </w:r>
           </w:p>
         </w:tc>
@@ -2070,7 +2051,7 @@
               <w:rPr>
                 <w:sz w:val="18"/>
               </w:rPr>
-              <w:t>heroTitle</w:t>
+              <w:t>screenTitle</w:t>
             </w:r>
           </w:p>
         </w:tc>
@@ -2084,7 +2065,7 @@
               <w:rPr>
                 <w:sz w:val="18"/>
               </w:rPr>
-              <w:t>28 / 33</w:t>
+              <w:t>빙그레 29 / 37</w:t>
             </w:r>
           </w:p>
         </w:tc>
@@ -2098,7 +2079,7 @@
               <w:rPr>
                 <w:sz w:val="18"/>
               </w:rPr>
-              <w:t>인사 카드</w:t>
+              <w:t>소리여행 제목</w:t>
             </w:r>
           </w:p>
         </w:tc>
@@ -2114,7 +2095,7 @@
               <w:rPr>
                 <w:sz w:val="18"/>
               </w:rPr>
-              <w:t>greeting</w:t>
+              <w:t>pageTitle</w:t>
             </w:r>
           </w:p>
         </w:tc>
@@ -2128,7 +2109,7 @@
               <w:rPr>
                 <w:sz w:val="18"/>
               </w:rPr>
-              <w:t>25 / 32</w:t>
+              <w:t>빙그레 26 / 33</w:t>
             </w:r>
           </w:p>
         </w:tc>
@@ -2142,7 +2123,7 @@
               <w:rPr>
                 <w:sz w:val="18"/>
               </w:rPr>
-              <w:t>인사</w:t>
+              <w:t>설정 제목</w:t>
             </w:r>
           </w:p>
         </w:tc>
@@ -2158,7 +2139,7 @@
               <w:rPr>
                 <w:sz w:val="18"/>
               </w:rPr>
-              <w:t>sheetTitle</w:t>
+              <w:t>heroTitle</w:t>
             </w:r>
           </w:p>
         </w:tc>
@@ -2172,7 +2153,7 @@
               <w:rPr>
                 <w:sz w:val="18"/>
               </w:rPr>
-              <w:t>25 / 31</w:t>
+              <w:t>빙그레 28 / 33</w:t>
             </w:r>
           </w:p>
         </w:tc>
@@ -2186,7 +2167,7 @@
               <w:rPr>
                 <w:sz w:val="18"/>
               </w:rPr>
-              <w:t>시트 제목</w:t>
+              <w:t>인사 카드</w:t>
             </w:r>
           </w:p>
         </w:tc>
@@ -2202,7 +2183,7 @@
               <w:rPr>
                 <w:sz w:val="18"/>
               </w:rPr>
-              <w:t>stat</w:t>
+              <w:t>parentTitle</w:t>
             </w:r>
           </w:p>
         </w:tc>
@@ -2216,7 +2197,7 @@
               <w:rPr>
                 <w:sz w:val="18"/>
               </w:rPr>
-              <w:t>23 / 29</w:t>
+              <w:t>Bold 23 / 29</w:t>
             </w:r>
           </w:p>
         </w:tc>
@@ -2230,7 +2211,7 @@
               <w:rPr>
                 <w:sz w:val="18"/>
               </w:rPr>
-              <w:t>부모 요약 숫자</w:t>
+              <w:t>“○○의 기록”</w:t>
             </w:r>
           </w:p>
         </w:tc>
@@ -2246,7 +2227,7 @@
               <w:rPr>
                 <w:sz w:val="18"/>
               </w:rPr>
-              <w:t>sectionTitle</w:t>
+              <w:t>weekTitle</w:t>
             </w:r>
           </w:p>
         </w:tc>
@@ -2260,7 +2241,7 @@
               <w:rPr>
                 <w:sz w:val="18"/>
               </w:rPr>
-              <w:t>21 / 27</w:t>
+              <w:t>Bold 32 / 38</w:t>
             </w:r>
           </w:p>
         </w:tc>
@@ -2274,7 +2255,14 @@
               <w:rPr>
                 <w:sz w:val="18"/>
               </w:rPr>
-              <w:t>구역 제목</w:t>
+              <w:t xml:space="preserve">이번 주 카드의 </w:t>
+            </w:r>
+            <w:r>
+              <w:rPr>
+                <w:rFonts w:ascii="Consolas" w:hAnsi="Consolas" w:eastAsia="Consolas"/>
+                <w:sz w:val="18"/>
+              </w:rPr>
+              <w:t>Colors</w:t>
             </w:r>
           </w:p>
         </w:tc>
@@ -2290,7 +2278,7 @@
               <w:rPr>
                 <w:sz w:val="18"/>
               </w:rPr>
-              <w:t>cardTitle</w:t>
+              <w:t>sheetTitle</w:t>
             </w:r>
           </w:p>
         </w:tc>
@@ -2304,7 +2292,7 @@
               <w:rPr>
                 <w:sz w:val="18"/>
               </w:rPr>
-              <w:t>18 / 24</w:t>
+              <w:t>Bold 26 / 32</w:t>
             </w:r>
           </w:p>
         </w:tc>
@@ -2318,7 +2306,7 @@
               <w:rPr>
                 <w:sz w:val="18"/>
               </w:rPr>
-              <w:t>카드 제목</w:t>
+              <w:t>루틴 시트 제목</w:t>
             </w:r>
           </w:p>
         </w:tc>
@@ -2334,7 +2322,7 @@
               <w:rPr>
                 <w:sz w:val="18"/>
               </w:rPr>
-              <w:t>button</w:t>
+              <w:t>sectionTitle</w:t>
             </w:r>
           </w:p>
         </w:tc>
@@ -2348,7 +2336,7 @@
               <w:rPr>
                 <w:sz w:val="18"/>
               </w:rPr>
-              <w:t>17 / 22</w:t>
+              <w:t>Bold 22 / 27</w:t>
             </w:r>
           </w:p>
         </w:tc>
@@ -2362,7 +2350,7 @@
               <w:rPr>
                 <w:sz w:val="18"/>
               </w:rPr>
-              <w:t>버튼</w:t>
+              <w:t>“오늘의 소리 놀이”</w:t>
             </w:r>
           </w:p>
         </w:tc>
@@ -2378,7 +2366,7 @@
               <w:rPr>
                 <w:sz w:val="18"/>
               </w:rPr>
-              <w:t>body</w:t>
+              <w:t>stat</w:t>
             </w:r>
           </w:p>
         </w:tc>
@@ -2392,7 +2380,7 @@
               <w:rPr>
                 <w:sz w:val="18"/>
               </w:rPr>
-              <w:t>15 / 22</w:t>
+              <w:t>Bold 23 / 28</w:t>
             </w:r>
           </w:p>
         </w:tc>
@@ -2406,7 +2394,7 @@
               <w:rPr>
                 <w:sz w:val="18"/>
               </w:rPr>
-              <w:t>본문</w:t>
+              <w:t>부모 요약 숫자</w:t>
             </w:r>
           </w:p>
         </w:tc>
@@ -2422,7 +2410,7 @@
               <w:rPr>
                 <w:sz w:val="18"/>
               </w:rPr>
-              <w:t>label · caption · micro</w:t>
+              <w:t>cardTitle · parentCardTitle</w:t>
             </w:r>
           </w:p>
         </w:tc>
@@ -2436,7 +2424,7 @@
               <w:rPr>
                 <w:sz w:val="18"/>
               </w:rPr>
-              <w:t>13 · 12 · 11</w:t>
+              <w:t>ExtraBold · Bold 19 / 24</w:t>
             </w:r>
           </w:p>
         </w:tc>
@@ -2450,7 +2438,7 @@
               <w:rPr>
                 <w:sz w:val="18"/>
               </w:rPr>
-              <w:t>작은 글</w:t>
+              <w:t>루틴 이름, 부모 카드 제목</w:t>
             </w:r>
           </w:p>
         </w:tc>
@@ -2466,7 +2454,7 @@
               <w:rPr>
                 <w:sz w:val="18"/>
               </w:rPr>
-              <w:t>word</w:t>
+              <w:t>activityTitle</w:t>
             </w:r>
           </w:p>
         </w:tc>
@@ -2480,7 +2468,7 @@
               <w:rPr>
                 <w:sz w:val="18"/>
               </w:rPr>
-              <w:t>34 / 42</w:t>
+              <w:t>Bold 17 / 22</w:t>
             </w:r>
           </w:p>
         </w:tc>
@@ -2494,7 +2482,7 @@
               <w:rPr>
                 <w:sz w:val="18"/>
               </w:rPr>
-              <w:t>소리활동의 단어</w:t>
+              <w:t>소리활동 카드</w:t>
             </w:r>
           </w:p>
         </w:tc>
@@ -2510,7 +2498,7 @@
               <w:rPr>
                 <w:sz w:val="18"/>
               </w:rPr>
-              <w:t>eyebrow</w:t>
+              <w:t>button · buttonSoft</w:t>
             </w:r>
           </w:p>
         </w:tc>
@@ -2524,7 +2512,7 @@
               <w:rPr>
                 <w:sz w:val="18"/>
               </w:rPr>
-              <w:t>12, 자간 1.1</w:t>
+              <w:t>ExtraBold 17 · Bold 16</w:t>
             </w:r>
           </w:p>
         </w:tc>
@@ -2536,16 +2524,361 @@
             <w:r/>
             <w:r>
               <w:rPr>
-                <w:rFonts w:ascii="Consolas" w:hAnsi="Consolas" w:eastAsia="Consolas"/>
-                <w:sz w:val="18"/>
-              </w:rPr>
-              <w:t>PARENT REPORT</w:t>
-            </w:r>
-            <w:r>
-              <w:rPr>
-                <w:sz w:val="18"/>
-              </w:rPr>
-              <w:t xml:space="preserve"> 같은 머리말</w:t>
+                <w:sz w:val="18"/>
+              </w:rPr>
+              <w:t>버튼</w:t>
+            </w:r>
+          </w:p>
+        </w:tc>
+      </w:tr>
+      <w:tr>
+        <w:tc>
+          <w:tcPr>
+            <w:tcW w:type="dxa" w:w="3324"/>
+          </w:tcPr>
+          <w:p>
+            <w:r/>
+            <w:r>
+              <w:rPr>
+                <w:sz w:val="18"/>
+              </w:rPr>
+              <w:t>body · bodyStrong · rowTitle</w:t>
+            </w:r>
+          </w:p>
+        </w:tc>
+        <w:tc>
+          <w:tcPr>
+            <w:tcW w:type="dxa" w:w="3324"/>
+          </w:tcPr>
+          <w:p>
+            <w:r/>
+            <w:r>
+              <w:rPr>
+                <w:sz w:val="18"/>
+              </w:rPr>
+              <w:t>15</w:t>
+            </w:r>
+          </w:p>
+        </w:tc>
+        <w:tc>
+          <w:tcPr>
+            <w:tcW w:type="dxa" w:w="3324"/>
+          </w:tcPr>
+          <w:p>
+            <w:r/>
+            <w:r>
+              <w:rPr>
+                <w:sz w:val="18"/>
+              </w:rPr>
+              <w:t>본문, 설정 줄 제목</w:t>
+            </w:r>
+          </w:p>
+        </w:tc>
+      </w:tr>
+      <w:tr>
+        <w:tc>
+          <w:tcPr>
+            <w:tcW w:type="dxa" w:w="3324"/>
+          </w:tcPr>
+          <w:p>
+            <w:r/>
+            <w:r>
+              <w:rPr>
+                <w:sz w:val="18"/>
+              </w:rPr>
+              <w:t>stageName</w:t>
+            </w:r>
+          </w:p>
+        </w:tc>
+        <w:tc>
+          <w:tcPr>
+            <w:tcW w:type="dxa" w:w="3324"/>
+          </w:tcPr>
+          <w:p>
+            <w:r/>
+            <w:r>
+              <w:rPr>
+                <w:sz w:val="18"/>
+              </w:rPr>
+              <w:t>ExtraBold 15 / 20</w:t>
+            </w:r>
+          </w:p>
+        </w:tc>
+        <w:tc>
+          <w:tcPr>
+            <w:tcW w:type="dxa" w:w="3324"/>
+          </w:tcPr>
+          <w:p>
+            <w:r/>
+            <w:r>
+              <w:rPr>
+                <w:sz w:val="18"/>
+              </w:rPr>
+              <w:t>LISTEN + PLAY</w:t>
+            </w:r>
+          </w:p>
+        </w:tc>
+      </w:tr>
+      <w:tr>
+        <w:tc>
+          <w:tcPr>
+            <w:tcW w:type="dxa" w:w="3324"/>
+          </w:tcPr>
+          <w:p>
+            <w:r/>
+            <w:r>
+              <w:rPr>
+                <w:sz w:val="18"/>
+              </w:rPr>
+              <w:t>segment</w:t>
+            </w:r>
+          </w:p>
+        </w:tc>
+        <w:tc>
+          <w:tcPr>
+            <w:tcW w:type="dxa" w:w="3324"/>
+          </w:tcPr>
+          <w:p>
+            <w:r/>
+            <w:r>
+              <w:rPr>
+                <w:sz w:val="18"/>
+              </w:rPr>
+              <w:t>Bold 14</w:t>
+            </w:r>
+          </w:p>
+        </w:tc>
+        <w:tc>
+          <w:tcPr>
+            <w:tcW w:type="dxa" w:w="3324"/>
+          </w:tcPr>
+          <w:p>
+            <w:r/>
+            <w:r>
+              <w:rPr>
+                <w:sz w:val="18"/>
+              </w:rPr>
+              <w:t>오늘·주간·월간</w:t>
+            </w:r>
+          </w:p>
+        </w:tc>
+      </w:tr>
+      <w:tr>
+        <w:tc>
+          <w:tcPr>
+            <w:tcW w:type="dxa" w:w="3324"/>
+          </w:tcPr>
+          <w:p>
+            <w:r/>
+            <w:r>
+              <w:rPr>
+                <w:sz w:val="18"/>
+              </w:rPr>
+              <w:t>label · labelSoft · captionButton</w:t>
+            </w:r>
+          </w:p>
+        </w:tc>
+        <w:tc>
+          <w:tcPr>
+            <w:tcW w:type="dxa" w:w="3324"/>
+          </w:tcPr>
+          <w:p>
+            <w:r/>
+            <w:r>
+              <w:rPr>
+                <w:sz w:val="18"/>
+              </w:rPr>
+              <w:t>13</w:t>
+            </w:r>
+          </w:p>
+        </w:tc>
+        <w:tc>
+          <w:tcPr>
+            <w:tcW w:type="dxa" w:w="3324"/>
+          </w:tcPr>
+          <w:p>
+            <w:r/>
+            <w:r>
+              <w:rPr>
+                <w:sz w:val="18"/>
+              </w:rPr>
+              <w:t>작은 제목, 기간, 보기 버튼</w:t>
+            </w:r>
+          </w:p>
+        </w:tc>
+      </w:tr>
+      <w:tr>
+        <w:tc>
+          <w:tcPr>
+            <w:tcW w:type="dxa" w:w="3324"/>
+          </w:tcPr>
+          <w:p>
+            <w:r/>
+            <w:r>
+              <w:rPr>
+                <w:sz w:val="18"/>
+              </w:rPr>
+              <w:t>caption · captionStrong · guide</w:t>
+            </w:r>
+          </w:p>
+        </w:tc>
+        <w:tc>
+          <w:tcPr>
+            <w:tcW w:type="dxa" w:w="3324"/>
+          </w:tcPr>
+          <w:p>
+            <w:r/>
+            <w:r>
+              <w:rPr>
+                <w:sz w:val="18"/>
+              </w:rPr>
+              <w:t>12</w:t>
+            </w:r>
+          </w:p>
+        </w:tc>
+        <w:tc>
+          <w:tcPr>
+            <w:tcW w:type="dxa" w:w="3324"/>
+          </w:tcPr>
+          <w:p>
+            <w:r/>
+            <w:r>
+              <w:rPr>
+                <w:sz w:val="18"/>
+              </w:rPr>
+              <w:t>영어 이름, 분, 안내</w:t>
+            </w:r>
+          </w:p>
+        </w:tc>
+      </w:tr>
+      <w:tr>
+        <w:tc>
+          <w:tcPr>
+            <w:tcW w:type="dxa" w:w="3324"/>
+          </w:tcPr>
+          <w:p>
+            <w:r/>
+            <w:r>
+              <w:rPr>
+                <w:sz w:val="18"/>
+              </w:rPr>
+              <w:t>eyebrow · small · smallStrong</w:t>
+            </w:r>
+          </w:p>
+        </w:tc>
+        <w:tc>
+          <w:tcPr>
+            <w:tcW w:type="dxa" w:w="3324"/>
+          </w:tcPr>
+          <w:p>
+            <w:r/>
+            <w:r>
+              <w:rPr>
+                <w:sz w:val="18"/>
+              </w:rPr>
+              <w:t>11</w:t>
+            </w:r>
+          </w:p>
+        </w:tc>
+        <w:tc>
+          <w:tcPr>
+            <w:tcW w:type="dxa" w:w="3324"/>
+          </w:tcPr>
+          <w:p>
+            <w:r/>
+            <w:r>
+              <w:rPr>
+                <w:sz w:val="18"/>
+              </w:rPr>
+              <w:t>머리말, 요약 칸 이름, 단계 주제</w:t>
+            </w:r>
+          </w:p>
+        </w:tc>
+      </w:tr>
+      <w:tr>
+        <w:tc>
+          <w:tcPr>
+            <w:tcW w:type="dxa" w:w="3324"/>
+          </w:tcPr>
+          <w:p>
+            <w:r/>
+            <w:r>
+              <w:rPr>
+                <w:sz w:val="18"/>
+              </w:rPr>
+              <w:t>micro · microSoft · gridHead</w:t>
+            </w:r>
+          </w:p>
+        </w:tc>
+        <w:tc>
+          <w:tcPr>
+            <w:tcW w:type="dxa" w:w="3324"/>
+          </w:tcPr>
+          <w:p>
+            <w:r/>
+            <w:r>
+              <w:rPr>
+                <w:sz w:val="18"/>
+              </w:rPr>
+              <w:t>10</w:t>
+            </w:r>
+          </w:p>
+        </w:tc>
+        <w:tc>
+          <w:tcPr>
+            <w:tcW w:type="dxa" w:w="3324"/>
+          </w:tcPr>
+          <w:p>
+            <w:r/>
+            <w:r>
+              <w:rPr>
+                <w:sz w:val="18"/>
+              </w:rPr>
+              <w:t>탭 이름, 설명, 요일</w:t>
+            </w:r>
+          </w:p>
+        </w:tc>
+      </w:tr>
+      <w:tr>
+        <w:tc>
+          <w:tcPr>
+            <w:tcW w:type="dxa" w:w="3324"/>
+          </w:tcPr>
+          <w:p>
+            <w:r/>
+            <w:r>
+              <w:rPr>
+                <w:sz w:val="18"/>
+              </w:rPr>
+              <w:t>tiny</w:t>
+            </w:r>
+          </w:p>
+        </w:tc>
+        <w:tc>
+          <w:tcPr>
+            <w:tcW w:type="dxa" w:w="3324"/>
+          </w:tcPr>
+          <w:p>
+            <w:r/>
+            <w:r>
+              <w:rPr>
+                <w:sz w:val="18"/>
+              </w:rPr>
+              <w:t>ExtraBold 9</w:t>
+            </w:r>
+          </w:p>
+        </w:tc>
+        <w:tc>
+          <w:tcPr>
+            <w:tcW w:type="dxa" w:w="3324"/>
+          </w:tcPr>
+          <w:p>
+            <w:r/>
+            <w:r>
+              <w:rPr>
+                <w:sz w:val="18"/>
+              </w:rPr>
+              <w:t>NOW, WEEK 13 PREVIEW</w:t>
             </w:r>
           </w:p>
         </w:tc>
@@ -2697,7 +3030,7 @@
               <w:rPr>
                 <w:sz w:val="18"/>
               </w:rPr>
-              <w:t>좌우 20, 위 22, 아래 110(탭 막대 자리)</w:t>
+              <w:t>오늘·소리여행 좌우 20, 부모·설정 좌우 16, 위 20, 아래 110(탭 막대 자리)</w:t>
             </w:r>
           </w:p>
         </w:tc>
@@ -2847,7 +3180,127 @@
               <w:rPr>
                 <w:sz w:val="18"/>
               </w:rPr>
-              <w:t>600</w:t>
+              <w:t>599, 좌우 24, 위 53</w:t>
+            </w:r>
+          </w:p>
+        </w:tc>
+      </w:tr>
+      <w:tr>
+        <w:tc>
+          <w:tcPr>
+            <w:tcW w:type="dxa" w:w="4986"/>
+          </w:tcPr>
+          <w:p>
+            <w:r/>
+            <w:r>
+              <w:rPr>
+                <w:sz w:val="18"/>
+              </w:rPr>
+              <w:t>부모 요약 칸</w:t>
+            </w:r>
+          </w:p>
+        </w:tc>
+        <w:tc>
+          <w:tcPr>
+            <w:tcW w:type="dxa" w:w="4986"/>
+          </w:tcPr>
+          <w:p>
+            <w:r/>
+            <w:r>
+              <w:rPr>
+                <w:sz w:val="18"/>
+              </w:rPr>
+              <w:t>171×90, 모서리 20, 사이 16</w:t>
+            </w:r>
+          </w:p>
+        </w:tc>
+      </w:tr>
+      <w:tr>
+        <w:tc>
+          <w:tcPr>
+            <w:tcW w:type="dxa" w:w="4986"/>
+          </w:tcPr>
+          <w:p>
+            <w:r/>
+            <w:r>
+              <w:rPr>
+                <w:sz w:val="18"/>
+              </w:rPr>
+              <w:t>부모 카드</w:t>
+            </w:r>
+          </w:p>
+        </w:tc>
+        <w:tc>
+          <w:tcPr>
+            <w:tcW w:type="dxa" w:w="4986"/>
+          </w:tcPr>
+          <w:p>
+            <w:r/>
+            <w:r>
+              <w:rPr>
+                <w:sz w:val="18"/>
+              </w:rPr>
+              <w:t>모서리 22, 안쪽 위 19 · 좌우 16</w:t>
+            </w:r>
+          </w:p>
+        </w:tc>
+      </w:tr>
+      <w:tr>
+        <w:tc>
+          <w:tcPr>
+            <w:tcW w:type="dxa" w:w="4986"/>
+          </w:tcPr>
+          <w:p>
+            <w:r/>
+            <w:r>
+              <w:rPr>
+                <w:sz w:val="18"/>
+              </w:rPr>
+              <w:t>설정 줄 높이</w:t>
+            </w:r>
+          </w:p>
+        </w:tc>
+        <w:tc>
+          <w:tcPr>
+            <w:tcW w:type="dxa" w:w="4986"/>
+          </w:tcPr>
+          <w:p>
+            <w:r/>
+            <w:r>
+              <w:rPr>
+                <w:sz w:val="18"/>
+              </w:rPr>
+              <w:t>설명 있는 줄 68, 안내 53(선 있음), 계정 54. 아이콘 상자 40, 모서리 12</w:t>
+            </w:r>
+          </w:p>
+        </w:tc>
+      </w:tr>
+      <w:tr>
+        <w:tc>
+          <w:tcPr>
+            <w:tcW w:type="dxa" w:w="4986"/>
+          </w:tcPr>
+          <w:p>
+            <w:r/>
+            <w:r>
+              <w:rPr>
+                <w:sz w:val="18"/>
+              </w:rPr>
+              <w:t>스위치</w:t>
+            </w:r>
+          </w:p>
+        </w:tc>
+        <w:tc>
+          <w:tcPr>
+            <w:tcW w:type="dxa" w:w="4986"/>
+          </w:tcPr>
+          <w:p>
+            <w:r/>
+            <w:r>
+              <w:rPr>
+                <w:sz w:val="18"/>
+              </w:rPr>
+              <w:t>42×24, 손잡이 18</w:t>
             </w:r>
           </w:p>
         </w:tc>
@@ -3357,7 +3810,21 @@
     <w:p/>
     <w:p>
       <w:r>
-        <w:t>원본 PNG(약 1MB)를 640×640 WebP(약 30KB)로 바꿔 씁니다. 인사 카드 안의 위치는 시안에서 잰 값입니다.</w:t>
+        <w:t>원본 PNG(약 1MB)를 640×640 WebP(약 30KB)로 바꿔 씁니다. 디자이너 원본에는 둘레 여백이 있어서, 시안의 그림 상자 크기를 그대로 받고 캐릭터는 상자의 88%로 그립니다(</w:t>
+      </w:r>
+      <w:r>
+        <w:rPr>
+          <w:rFonts w:ascii="Consolas" w:hAnsi="Consolas" w:eastAsia="Consolas"/>
+        </w:rPr>
+        <w:t>sizes.characterFill</w:t>
+      </w:r>
+      <w:r>
+        <w:t>).</w:t>
+      </w:r>
+    </w:p>
+    <w:p>
+      <w:r>
+        <w:t>인사 카드 안의 위치는 시안 SVG에 들어 있는 캐릭터 그림의 실제 그림 영역을 계산해 맞췄습니다(카드 왼쪽 위 기준, 뒤에서 앞 순서).</w:t>
       </w:r>
     </w:p>
     <w:tbl>
@@ -3409,7 +3876,7 @@
                 <w:b/>
                 <w:sz w:val="18"/>
               </w:rPr>
-              <w:t>크기</w:t>
+              <w:t>상자 크기</w:t>
             </w:r>
           </w:p>
         </w:tc>
@@ -3429,7 +3896,7 @@
                 <w:b/>
                 <w:sz w:val="18"/>
               </w:rPr>
-              <w:t>오른쪽에서</w:t>
+              <w:t>왼쪽</w:t>
             </w:r>
           </w:p>
         </w:tc>
@@ -3449,7 +3916,7 @@
                 <w:b/>
                 <w:sz w:val="18"/>
               </w:rPr>
-              <w:t>아래에서</w:t>
+              <w:t>위</w:t>
             </w:r>
           </w:p>
         </w:tc>
@@ -3479,7 +3946,7 @@
               <w:rPr>
                 <w:sz w:val="18"/>
               </w:rPr>
-              <w:t>122</w:t>
+              <w:t>126</w:t>
             </w:r>
           </w:p>
         </w:tc>
@@ -3493,7 +3960,7 @@
               <w:rPr>
                 <w:sz w:val="18"/>
               </w:rPr>
-              <w:t>4</w:t>
+              <w:t>219</w:t>
             </w:r>
           </w:p>
         </w:tc>
@@ -3507,7 +3974,7 @@
               <w:rPr>
                 <w:sz w:val="18"/>
               </w:rPr>
-              <w:t>138</w:t>
+              <w:t>39</w:t>
             </w:r>
           </w:p>
         </w:tc>
@@ -3537,7 +4004,7 @@
               <w:rPr>
                 <w:sz w:val="18"/>
               </w:rPr>
-              <w:t>88</w:t>
+              <w:t>99</w:t>
             </w:r>
           </w:p>
         </w:tc>
@@ -3551,7 +4018,7 @@
               <w:rPr>
                 <w:sz w:val="18"/>
               </w:rPr>
-              <w:t>130</w:t>
+              <w:t>129</w:t>
             </w:r>
           </w:p>
         </w:tc>
@@ -3565,7 +4032,7 @@
               <w:rPr>
                 <w:sz w:val="18"/>
               </w:rPr>
-              <w:t>42</w:t>
+              <w:t>162</w:t>
             </w:r>
           </w:p>
         </w:tc>
@@ -3595,7 +4062,7 @@
               <w:rPr>
                 <w:sz w:val="18"/>
               </w:rPr>
-              <w:t>96</w:t>
+              <w:t>107</w:t>
             </w:r>
           </w:p>
         </w:tc>
@@ -3609,7 +4076,7 @@
               <w:rPr>
                 <w:sz w:val="18"/>
               </w:rPr>
-              <w:t>-8</w:t>
+              <w:t>259</w:t>
             </w:r>
           </w:p>
         </w:tc>
@@ -3623,7 +4090,7 @@
               <w:rPr>
                 <w:sz w:val="18"/>
               </w:rPr>
-              <w:t>54</w:t>
+              <w:t>142</w:t>
             </w:r>
           </w:p>
         </w:tc>
@@ -3653,7 +4120,7 @@
               <w:rPr>
                 <w:sz w:val="18"/>
               </w:rPr>
-              <w:t>132</w:t>
+              <w:t>148</w:t>
             </w:r>
           </w:p>
         </w:tc>
@@ -3667,7 +4134,7 @@
               <w:rPr>
                 <w:sz w:val="18"/>
               </w:rPr>
-              <w:t>50</w:t>
+              <w:t>173</w:t>
             </w:r>
           </w:p>
         </w:tc>
@@ -3681,7 +4148,7 @@
               <w:rPr>
                 <w:sz w:val="18"/>
               </w:rPr>
-              <w:t>18</w:t>
+              <w:t>138</w:t>
             </w:r>
           </w:p>
         </w:tc>
